--- a/council-letter-template.docx
+++ b/council-letter-template.docx
@@ -97,7 +97,30 @@
           <w:sz w:val="22"/>
           <w:szCs w:val="22"/>
         </w:rPr>
-        <w:t>The letter draws on the material in the accompanying briefing note ("Council cat bylaws vs national law"), so it's worth having that on hand if a councillor asks a follow-up question. In short, it makes eight asks of a council:</w:t>
+        <w:t xml:space="preserve"> In </w:t>
+      </w:r>
+      <w:proofErr w:type="gramStart"/>
+      <w:r>
+        <w:rPr>
+          <w:sz w:val="22"/>
+          <w:szCs w:val="22"/>
+        </w:rPr>
+        <w:t>short</w:t>
+      </w:r>
+      <w:proofErr w:type="gramEnd"/>
+      <w:r>
+        <w:rPr>
+          <w:sz w:val="22"/>
+          <w:szCs w:val="22"/>
+        </w:rPr>
+        <w:t xml:space="preserve"> this letter</w:t>
+      </w:r>
+      <w:r>
+        <w:rPr>
+          <w:sz w:val="22"/>
+          <w:szCs w:val="22"/>
+        </w:rPr>
+        <w:t xml:space="preserve"> asks of a council:</w:t>
       </w:r>
     </w:p>
     <w:p>
@@ -114,7 +137,21 @@
           <w:sz w:val="22"/>
           <w:szCs w:val="22"/>
         </w:rPr>
-        <w:t>Apply the Code of Welfare's own distinction between companion, stray and feral cats before treating any colony as a pest-control matter.</w:t>
+        <w:t>Apply the Code of Welfare's own distinction between companion, stray</w:t>
+      </w:r>
+      <w:r>
+        <w:rPr>
+          <w:sz w:val="22"/>
+          <w:szCs w:val="22"/>
+        </w:rPr>
+        <w:t>/abandoned</w:t>
+      </w:r>
+      <w:r>
+        <w:rPr>
+          <w:sz w:val="22"/>
+          <w:szCs w:val="22"/>
+        </w:rPr>
+        <w:t xml:space="preserve"> and feral cats before treating any colony as a pest-control matter.</w:t>
       </w:r>
     </w:p>
     <w:p>
@@ -131,7 +168,7 @@
           <w:sz w:val="22"/>
           <w:szCs w:val="22"/>
         </w:rPr>
-        <w:t>Offer a managed-colony pathway (identification, food/water/shelter, vaccination, desexing, long-term plan) as the alternative to a blanket colony feeding ban, which risks prolonging suffering and increasing hunting/predation rather than reducing either.</w:t>
+        <w:t>Offer a managed-colony pathway (identification, food/water/shelter, desexing, long-term plan) as the alternative to a blanket colony feeding ban, which risks prolonging suffering and increasing hunting/predation rather than reducing either.</w:t>
       </w:r>
     </w:p>
     <w:p>
@@ -148,23 +185,38 @@
           <w:sz w:val="22"/>
           <w:szCs w:val="22"/>
         </w:rPr>
-        <w:t xml:space="preserve">Build a documented exemption pathway into any numeric cat-ownership cap for genuine rescue/colony </w:t>
-      </w:r>
-      <w:proofErr w:type="gramStart"/>
-      <w:r>
-        <w:rPr>
-          <w:sz w:val="22"/>
-          <w:szCs w:val="22"/>
-        </w:rPr>
-        <w:t>carers, and</w:t>
-      </w:r>
-      <w:proofErr w:type="gramEnd"/>
-      <w:r>
-        <w:rPr>
-          <w:sz w:val="22"/>
-          <w:szCs w:val="22"/>
-        </w:rPr>
-        <w:t xml:space="preserve"> weigh the abandonment risk of caps and confinement rules, plus properly subsidised desexing, against the current cost-of-living environment.</w:t>
+        <w:t>Do not place</w:t>
+      </w:r>
+      <w:r>
+        <w:rPr>
+          <w:sz w:val="22"/>
+          <w:szCs w:val="22"/>
+        </w:rPr>
+        <w:t xml:space="preserve"> any numeric cat</w:t>
+      </w:r>
+      <w:r>
+        <w:rPr>
+          <w:sz w:val="22"/>
+          <w:szCs w:val="22"/>
+        </w:rPr>
+        <w:noBreakHyphen/>
+        <w:t>ownership caps for private households, registered rescues, and recognised colony carers, and ensure that any future regulatory framework accounts for abandonment risks associated with caps or confinement rules. Prioritise properly subsidised desexing as the primary intervention, especially given current cost</w:t>
+      </w:r>
+      <w:r>
+        <w:rPr>
+          <w:sz w:val="22"/>
+          <w:szCs w:val="22"/>
+        </w:rPr>
+        <w:noBreakHyphen/>
+        <w:t>of</w:t>
+      </w:r>
+      <w:r>
+        <w:rPr>
+          <w:sz w:val="22"/>
+          <w:szCs w:val="22"/>
+        </w:rPr>
+        <w:noBreakHyphen/>
+        <w:t>living pressures.</w:t>
       </w:r>
     </w:p>
     <w:p>
@@ -231,7 +283,35 @@
           <w:sz w:val="22"/>
           <w:szCs w:val="22"/>
         </w:rPr>
-        <w:t>Help close the practical enforcement gap that lets companion cats be trapped or killed as "suspected feral" — including public education that this is not a legal defence, and referral of suspected cases to SPCA/Police.</w:t>
+        <w:t xml:space="preserve">Help close the practical enforcement gap that lets </w:t>
+      </w:r>
+      <w:r>
+        <w:rPr>
+          <w:sz w:val="22"/>
+          <w:szCs w:val="22"/>
+        </w:rPr>
+        <w:t>C</w:t>
+      </w:r>
+      <w:r>
+        <w:rPr>
+          <w:sz w:val="22"/>
+          <w:szCs w:val="22"/>
+        </w:rPr>
+        <w:t>ompanion cats</w:t>
+      </w:r>
+      <w:r>
+        <w:rPr>
+          <w:sz w:val="22"/>
+          <w:szCs w:val="22"/>
+        </w:rPr>
+        <w:t>, Stray, Abandoned, Unwanted cats</w:t>
+      </w:r>
+      <w:r>
+        <w:rPr>
+          <w:sz w:val="22"/>
+          <w:szCs w:val="22"/>
+        </w:rPr>
+        <w:t xml:space="preserve"> be trapped or killed as "suspected feral" — including public education that this is not a legal defence, and referral of suspected cases to SPCA/Police.</w:t>
       </w:r>
     </w:p>
     <w:p>
@@ -265,7 +345,49 @@
           <w:sz w:val="22"/>
           <w:szCs w:val="22"/>
         </w:rPr>
-        <w:t>Check any bylaw wording independently rather than adopting it from an advocacy group; require an evidence-based case before lethal control of urban stray/colony cats specifically; run a genuine local TNR pilot; publish the cost and outcomes of whatever control method is funded; and keep public education about cats accurate in both directions.</w:t>
+        <w:t>Do not endorse</w:t>
+      </w:r>
+      <w:r>
+        <w:rPr>
+          <w:sz w:val="22"/>
+          <w:szCs w:val="22"/>
+        </w:rPr>
+        <w:t xml:space="preserve"> any</w:t>
+      </w:r>
+      <w:r>
+        <w:rPr>
+          <w:sz w:val="22"/>
+          <w:szCs w:val="22"/>
+        </w:rPr>
+        <w:t xml:space="preserve"> lethal control of urban stray/colony cats</w:t>
+      </w:r>
+      <w:r>
+        <w:rPr>
+          <w:sz w:val="22"/>
+          <w:szCs w:val="22"/>
+        </w:rPr>
+        <w:t>.</w:t>
+      </w:r>
+      <w:r>
+        <w:rPr>
+          <w:sz w:val="22"/>
+          <w:szCs w:val="22"/>
+        </w:rPr>
+        <w:t xml:space="preserve"> </w:t>
+      </w:r>
+      <w:r>
+        <w:rPr>
+          <w:sz w:val="22"/>
+          <w:szCs w:val="22"/>
+        </w:rPr>
+        <w:t>S</w:t>
+      </w:r>
+      <w:r>
+        <w:rPr>
+          <w:sz w:val="22"/>
+          <w:szCs w:val="22"/>
+        </w:rPr>
+        <w:t>pecifically; run a genuine local TNR pilot; publish the cost and outcomes of whatever control method is funded; and keep public education about cats accurate in both directions.</w:t>
       </w:r>
     </w:p>
     <w:p>
@@ -401,7 +523,59 @@
           <w:sz w:val="22"/>
           <w:szCs w:val="22"/>
         </w:rPr>
-        <w:t>Re: Animal welfare obligations in [Council Name]'s approach to companion cats and cat colonies</w:t>
+        <w:t xml:space="preserve">Re: Animal welfare obligations in [Council Name]'s approach to </w:t>
+      </w:r>
+      <w:r>
+        <w:rPr>
+          <w:b/>
+          <w:bCs/>
+          <w:sz w:val="22"/>
+          <w:szCs w:val="22"/>
+        </w:rPr>
+        <w:t>C</w:t>
+      </w:r>
+      <w:r>
+        <w:rPr>
+          <w:b/>
+          <w:bCs/>
+          <w:sz w:val="22"/>
+          <w:szCs w:val="22"/>
+        </w:rPr>
+        <w:t>ompanion cat</w:t>
+      </w:r>
+      <w:r>
+        <w:rPr>
+          <w:b/>
+          <w:bCs/>
+          <w:sz w:val="22"/>
+          <w:szCs w:val="22"/>
+        </w:rPr>
+        <w:t>s</w:t>
+      </w:r>
+      <w:r>
+        <w:rPr>
+          <w:sz w:val="22"/>
+          <w:szCs w:val="22"/>
+        </w:rPr>
+        <w:t xml:space="preserve">, </w:t>
+      </w:r>
+      <w:r>
+        <w:rPr>
+          <w:b/>
+          <w:bCs/>
+          <w:sz w:val="22"/>
+          <w:szCs w:val="22"/>
+        </w:rPr>
+        <w:t>Stray, Abandoned, Unwanted cats</w:t>
+      </w:r>
+      <w:r>
+        <w:rPr>
+          <w:b/>
+          <w:bCs/>
+          <w:sz w:val="22"/>
+          <w:szCs w:val="22"/>
+        </w:rPr>
+        <w:t xml:space="preserve"> and cat colonies</w:t>
       </w:r>
     </w:p>
     <w:p>
@@ -437,39 +611,28 @@
           <w:sz w:val="22"/>
           <w:szCs w:val="22"/>
         </w:rPr>
-        <w:t xml:space="preserve">New Zealand has no single national law dedicated to cats, unlike the Dog Control Act 1996 for dogs. In that gap, councils across the country have understandably begun writing their own local rules. I support responsible cat ownership and sensible local rules. My concern is narrower: that any rule your council adopts should work with, not around, the welfare standards Parliament has already set in the Animal Welfare Act 1999 and the Code of Welfare: Companion </w:t>
-      </w:r>
-      <w:proofErr w:type="gramStart"/>
-      <w:r>
-        <w:rPr>
-          <w:sz w:val="22"/>
-          <w:szCs w:val="22"/>
-        </w:rPr>
-        <w:t>Cats, and</w:t>
-      </w:r>
-      <w:proofErr w:type="gramEnd"/>
-      <w:r>
-        <w:rPr>
-          <w:sz w:val="22"/>
-          <w:szCs w:val="22"/>
-        </w:rPr>
-        <w:t xml:space="preserve"> should be applied with a clear understanding of who those rules are </w:t>
-      </w:r>
-      <w:proofErr w:type="gramStart"/>
-      <w:r>
-        <w:rPr>
-          <w:sz w:val="22"/>
-          <w:szCs w:val="22"/>
-        </w:rPr>
-        <w:t>actually for</w:t>
-      </w:r>
-      <w:proofErr w:type="gramEnd"/>
-      <w:r>
-        <w:rPr>
-          <w:sz w:val="22"/>
-          <w:szCs w:val="22"/>
-        </w:rPr>
-        <w:t>.</w:t>
+        <w:t>New Zealand has no single national law dedicated to cats, unlike the Dog Control Act 1996 for dogs. In that gap, councils across the country have understandably begun writing their own local rules. I support responsible cat ownership and sensible local rules. My concern is narrower: that any rule your council adopts should work with, not around, the welfare standards Parliament has already set in the Animal Welfare Act 1999 and the Code of Welfare: Companion Cats</w:t>
+      </w:r>
+      <w:r>
+        <w:rPr>
+          <w:sz w:val="22"/>
+          <w:szCs w:val="22"/>
+        </w:rPr>
+        <w:t>,</w:t>
+      </w:r>
+      <w:r>
+        <w:rPr>
+          <w:sz w:val="22"/>
+          <w:szCs w:val="22"/>
+        </w:rPr>
+        <w:t xml:space="preserve"> Stray, Abandoned, Unwanted cats</w:t>
+      </w:r>
+      <w:r>
+        <w:rPr>
+          <w:sz w:val="22"/>
+          <w:szCs w:val="22"/>
+        </w:rPr>
+        <w:t xml:space="preserve"> and should be applied with a clear understanding of who those rules are actually for.</w:t>
       </w:r>
     </w:p>
     <w:p>
@@ -485,7 +648,67 @@
           <w:sz w:val="22"/>
           <w:szCs w:val="22"/>
         </w:rPr>
-        <w:t>1. Please distinguish companion, stray and feral cats before any colony is treated as a pest</w:t>
+        <w:t>1. Please distinguish companion, stray</w:t>
+      </w:r>
+      <w:r>
+        <w:rPr>
+          <w:b/>
+          <w:bCs/>
+          <w:color w:val="2C6E6B"/>
+          <w:sz w:val="22"/>
+          <w:szCs w:val="22"/>
+        </w:rPr>
+        <w:t>, unwanted</w:t>
+      </w:r>
+      <w:r>
+        <w:rPr>
+          <w:b/>
+          <w:bCs/>
+          <w:color w:val="2C6E6B"/>
+          <w:sz w:val="22"/>
+          <w:szCs w:val="22"/>
+        </w:rPr>
+        <w:t xml:space="preserve"> and feral cats before any </w:t>
+      </w:r>
+      <w:r>
+        <w:rPr>
+          <w:b/>
+          <w:bCs/>
+          <w:color w:val="2C6E6B"/>
+          <w:sz w:val="22"/>
+          <w:szCs w:val="22"/>
+        </w:rPr>
+        <w:t>bylaws</w:t>
+      </w:r>
+      <w:r>
+        <w:rPr>
+          <w:b/>
+          <w:bCs/>
+          <w:color w:val="2C6E6B"/>
+          <w:sz w:val="22"/>
+          <w:szCs w:val="22"/>
+        </w:rPr>
+        <w:t xml:space="preserve"> </w:t>
+      </w:r>
+      <w:r>
+        <w:rPr>
+          <w:b/>
+          <w:bCs/>
+          <w:color w:val="2C6E6B"/>
+          <w:sz w:val="22"/>
+          <w:szCs w:val="22"/>
+        </w:rPr>
+        <w:t>makes them</w:t>
+      </w:r>
+      <w:r>
+        <w:rPr>
+          <w:b/>
+          <w:bCs/>
+          <w:color w:val="2C6E6B"/>
+          <w:sz w:val="22"/>
+          <w:szCs w:val="22"/>
+        </w:rPr>
+        <w:t xml:space="preserve"> a pest</w:t>
       </w:r>
     </w:p>
     <w:p>
@@ -505,17 +728,29 @@
           <w:szCs w:val="22"/>
         </w:rPr>
         <w:br/>
-        <w:t xml:space="preserve">Since Feral cats have been added to the Predator Free list, why are Companion cats, Stray cats and </w:t>
-      </w:r>
-      <w:proofErr w:type="spellStart"/>
-      <w:r>
-        <w:rPr>
-          <w:sz w:val="22"/>
-          <w:szCs w:val="22"/>
-        </w:rPr>
-        <w:t>Colonlies</w:t>
-      </w:r>
-      <w:proofErr w:type="spellEnd"/>
+        <w:t>Since Feral cats have been added to the Predator Free list, why are Companion cats, Stray</w:t>
+      </w:r>
+      <w:r>
+        <w:rPr>
+          <w:sz w:val="22"/>
+          <w:szCs w:val="22"/>
+        </w:rPr>
+        <w:t>, abandoned or unwanted</w:t>
+      </w:r>
+      <w:r>
+        <w:rPr>
+          <w:sz w:val="22"/>
+          <w:szCs w:val="22"/>
+        </w:rPr>
+        <w:t xml:space="preserve"> cats and </w:t>
+      </w:r>
+      <w:r>
+        <w:rPr>
+          <w:sz w:val="22"/>
+          <w:szCs w:val="22"/>
+        </w:rPr>
+        <w:t>Colonies</w:t>
+      </w:r>
       <w:r>
         <w:rPr>
           <w:sz w:val="22"/>
@@ -547,49 +782,268 @@
     </w:p>
     <w:p>
       <w:pPr>
-        <w:spacing w:after="200" w:line="300" w:lineRule="auto"/>
-      </w:pPr>
-      <w:r>
-        <w:rPr>
-          <w:sz w:val="22"/>
-          <w:szCs w:val="22"/>
-        </w:rPr>
-        <w:t>Where a colony does need to be addressed, the Code of Welfare's own preferred model is a managed colony: a plan agreed with the landowner and/or council covering identification, food, water and shelter, a vaccination and parasite programme, a desexing programme, and a long-term management strategy. A rule that simply restricts or bans feeding, without an accompanying welfare-based plan, does not make the cats' need for food disappear</w:t>
-      </w:r>
-      <w:r>
-        <w:rPr>
-          <w:sz w:val="22"/>
-          <w:szCs w:val="22"/>
-        </w:rPr>
-        <w:t>,</w:t>
-      </w:r>
-      <w:r>
-        <w:rPr>
-          <w:sz w:val="22"/>
-          <w:szCs w:val="22"/>
-        </w:rPr>
-        <w:t xml:space="preserve"> it just makes it harder for them to meet that need safely, which sits in direct tension with the owner/person-in-charge duties in sections 10 and 11 of the Animal Welfare Act 1999 to meet an animal's physical and health needs and to alleviate unreasonable or unnecessary pain or distress. In practice, a cat cut off from a reliable food source has to work harder to find food elsewhere, which for a cat living near people usually means hunting more, not less</w:t>
-      </w:r>
-      <w:r>
-        <w:rPr>
-          <w:sz w:val="22"/>
-          <w:szCs w:val="22"/>
-        </w:rPr>
-        <w:t xml:space="preserve">, </w:t>
-      </w:r>
-      <w:r>
-        <w:rPr>
-          <w:sz w:val="22"/>
-          <w:szCs w:val="22"/>
-        </w:rPr>
-        <w:t>so a feeding ban risks prolonging the cats' suffering while also increasing the wildlife predation it is presumably meant to reduce. I ask that any feeding restriction your council adopts be paired with a genuine managed-colony option, consistent with the Code, rather than introduced on its own.</w:t>
-      </w:r>
-    </w:p>
-    <w:p>
-      <w:pPr>
         <w:pStyle w:val="Heading2"/>
         <w:spacing w:before="260" w:after="100"/>
-      </w:pPr>
+        <w:rPr>
+          <w:color w:val="000000" w:themeColor="text1"/>
+          <w:sz w:val="22"/>
+          <w:szCs w:val="22"/>
+        </w:rPr>
+      </w:pPr>
+      <w:r>
+        <w:rPr>
+          <w:color w:val="000000" w:themeColor="text1"/>
+          <w:sz w:val="22"/>
+          <w:szCs w:val="22"/>
+        </w:rPr>
+        <w:t>Where a colony does need to be addressed, the Code of Welfare's own</w:t>
+      </w:r>
+      <w:r>
+        <w:rPr>
+          <w:color w:val="000000" w:themeColor="text1"/>
+          <w:sz w:val="22"/>
+          <w:szCs w:val="22"/>
+        </w:rPr>
+        <w:t xml:space="preserve"> </w:t>
+      </w:r>
+      <w:r>
+        <w:rPr>
+          <w:color w:val="000000" w:themeColor="text1"/>
+          <w:sz w:val="22"/>
+          <w:szCs w:val="22"/>
+        </w:rPr>
+        <w:t>preferred model is a managed colony: a plan agreed with the landowner</w:t>
+      </w:r>
+      <w:r>
+        <w:rPr>
+          <w:color w:val="000000" w:themeColor="text1"/>
+          <w:sz w:val="22"/>
+          <w:szCs w:val="22"/>
+        </w:rPr>
+        <w:t xml:space="preserve"> </w:t>
+      </w:r>
+      <w:r>
+        <w:rPr>
+          <w:color w:val="000000" w:themeColor="text1"/>
+          <w:sz w:val="22"/>
+          <w:szCs w:val="22"/>
+        </w:rPr>
+        <w:t>and/or council covering identification, food, water and shelter, a</w:t>
+      </w:r>
+      <w:r>
+        <w:rPr>
+          <w:color w:val="000000" w:themeColor="text1"/>
+          <w:sz w:val="22"/>
+          <w:szCs w:val="22"/>
+        </w:rPr>
+        <w:t xml:space="preserve"> </w:t>
+      </w:r>
+      <w:r>
+        <w:rPr>
+          <w:color w:val="000000" w:themeColor="text1"/>
+          <w:sz w:val="22"/>
+          <w:szCs w:val="22"/>
+        </w:rPr>
+        <w:t>vaccination and parasite programme, a desexing programme, and a</w:t>
+      </w:r>
+      <w:r>
+        <w:rPr>
+          <w:color w:val="000000" w:themeColor="text1"/>
+          <w:sz w:val="22"/>
+          <w:szCs w:val="22"/>
+        </w:rPr>
+        <w:t xml:space="preserve"> </w:t>
+      </w:r>
+      <w:r>
+        <w:rPr>
+          <w:color w:val="000000" w:themeColor="text1"/>
+          <w:sz w:val="22"/>
+          <w:szCs w:val="22"/>
+        </w:rPr>
+        <w:t>long-term management strategy. A rule that simply restricts or bans</w:t>
+      </w:r>
+      <w:r>
+        <w:rPr>
+          <w:color w:val="000000" w:themeColor="text1"/>
+          <w:sz w:val="22"/>
+          <w:szCs w:val="22"/>
+        </w:rPr>
+        <w:t xml:space="preserve"> </w:t>
+      </w:r>
+      <w:r>
+        <w:rPr>
+          <w:color w:val="000000" w:themeColor="text1"/>
+          <w:sz w:val="22"/>
+          <w:szCs w:val="22"/>
+        </w:rPr>
+        <w:t>feeding, without an accompanying welfare-based plan, does not make the</w:t>
+      </w:r>
+      <w:r>
+        <w:rPr>
+          <w:color w:val="000000" w:themeColor="text1"/>
+          <w:sz w:val="22"/>
+          <w:szCs w:val="22"/>
+        </w:rPr>
+        <w:t xml:space="preserve"> </w:t>
+      </w:r>
+      <w:r>
+        <w:rPr>
+          <w:color w:val="000000" w:themeColor="text1"/>
+          <w:sz w:val="22"/>
+          <w:szCs w:val="22"/>
+        </w:rPr>
+        <w:t>cats' need for food disappear, it just makes it harder for them to meet</w:t>
+      </w:r>
+      <w:r>
+        <w:rPr>
+          <w:color w:val="000000" w:themeColor="text1"/>
+          <w:sz w:val="22"/>
+          <w:szCs w:val="22"/>
+        </w:rPr>
+        <w:br/>
+        <w:t>that need safely, which sits in direct tension with the</w:t>
+      </w:r>
+      <w:r>
+        <w:rPr>
+          <w:color w:val="000000" w:themeColor="text1"/>
+          <w:sz w:val="22"/>
+          <w:szCs w:val="22"/>
+        </w:rPr>
+        <w:t xml:space="preserve"> </w:t>
+      </w:r>
+      <w:r>
+        <w:rPr>
+          <w:color w:val="000000" w:themeColor="text1"/>
+          <w:sz w:val="22"/>
+          <w:szCs w:val="22"/>
+        </w:rPr>
+        <w:t>owner/person-in-charge duties in sections 10 and 11 of the Animal</w:t>
+      </w:r>
+      <w:r>
+        <w:rPr>
+          <w:color w:val="000000" w:themeColor="text1"/>
+          <w:sz w:val="22"/>
+          <w:szCs w:val="22"/>
+        </w:rPr>
+        <w:t xml:space="preserve"> </w:t>
+      </w:r>
+      <w:r>
+        <w:rPr>
+          <w:color w:val="000000" w:themeColor="text1"/>
+          <w:sz w:val="22"/>
+          <w:szCs w:val="22"/>
+        </w:rPr>
+        <w:t>Welfare Act 1999 to meet an animal's physical and health needs and to</w:t>
+      </w:r>
+      <w:r>
+        <w:rPr>
+          <w:color w:val="000000" w:themeColor="text1"/>
+          <w:sz w:val="22"/>
+          <w:szCs w:val="22"/>
+        </w:rPr>
+        <w:t xml:space="preserve"> </w:t>
+      </w:r>
+      <w:r>
+        <w:rPr>
+          <w:color w:val="000000" w:themeColor="text1"/>
+          <w:sz w:val="22"/>
+          <w:szCs w:val="22"/>
+        </w:rPr>
+        <w:t>alleviate unreasonable or unnecessary pain or distress. In practice, a</w:t>
+      </w:r>
+      <w:r>
+        <w:rPr>
+          <w:color w:val="000000" w:themeColor="text1"/>
+          <w:sz w:val="22"/>
+          <w:szCs w:val="22"/>
+        </w:rPr>
+        <w:t xml:space="preserve"> </w:t>
+      </w:r>
+      <w:r>
+        <w:rPr>
+          <w:color w:val="000000" w:themeColor="text1"/>
+          <w:sz w:val="22"/>
+          <w:szCs w:val="22"/>
+        </w:rPr>
+        <w:t>cat cut off from a reliable food source has to work harder to find food</w:t>
+      </w:r>
+      <w:r>
+        <w:rPr>
+          <w:color w:val="000000" w:themeColor="text1"/>
+          <w:sz w:val="22"/>
+          <w:szCs w:val="22"/>
+        </w:rPr>
+        <w:t xml:space="preserve"> </w:t>
+      </w:r>
+      <w:r>
+        <w:rPr>
+          <w:color w:val="000000" w:themeColor="text1"/>
+          <w:sz w:val="22"/>
+          <w:szCs w:val="22"/>
+        </w:rPr>
+        <w:t>elsewhere, which for a cat living near people usually means hunting</w:t>
+      </w:r>
+      <w:r>
+        <w:rPr>
+          <w:color w:val="000000" w:themeColor="text1"/>
+          <w:sz w:val="22"/>
+          <w:szCs w:val="22"/>
+        </w:rPr>
+        <w:br/>
+        <w:t>more, not less, so a feeding ban risks prolonging the cats' suffering</w:t>
+      </w:r>
+      <w:r>
+        <w:rPr>
+          <w:color w:val="000000" w:themeColor="text1"/>
+          <w:sz w:val="22"/>
+          <w:szCs w:val="22"/>
+        </w:rPr>
+        <w:t xml:space="preserve"> </w:t>
+      </w:r>
+      <w:r>
+        <w:rPr>
+          <w:color w:val="000000" w:themeColor="text1"/>
+          <w:sz w:val="22"/>
+          <w:szCs w:val="22"/>
+        </w:rPr>
+        <w:t>while also increasing the wildlife predation it is presumably meant to</w:t>
+      </w:r>
+      <w:r>
+        <w:rPr>
+          <w:color w:val="000000" w:themeColor="text1"/>
+          <w:sz w:val="22"/>
+          <w:szCs w:val="22"/>
+        </w:rPr>
+        <w:t xml:space="preserve"> </w:t>
+      </w:r>
+      <w:r>
+        <w:rPr>
+          <w:color w:val="000000" w:themeColor="text1"/>
+          <w:sz w:val="22"/>
+          <w:szCs w:val="22"/>
+        </w:rPr>
+        <w:t>reduce. I ask that the council adopts a supportive role to the colony carers and be paired with a genuine managed-colony option, consistent with the Code, rather</w:t>
+      </w:r>
+      <w:r>
+        <w:rPr>
+          <w:color w:val="000000" w:themeColor="text1"/>
+          <w:sz w:val="22"/>
+          <w:szCs w:val="22"/>
+        </w:rPr>
+        <w:br/>
+        <w:t xml:space="preserve">than introduced on its own. Resources like food, water, shelter, desexing all need to be applied to help any colony. </w:t>
+      </w:r>
+      <w:r>
+        <w:rPr>
+          <w:color w:val="000000" w:themeColor="text1"/>
+          <w:sz w:val="22"/>
+          <w:szCs w:val="22"/>
+        </w:rPr>
+        <w:br/>
+      </w:r>
+      <w:r>
+        <w:br/>
+      </w:r>
       <w:r>
         <w:rPr>
           <w:b/>
@@ -604,6 +1058,10 @@
     <w:p>
       <w:pPr>
         <w:spacing w:after="200" w:line="300" w:lineRule="auto"/>
+        <w:rPr>
+          <w:sz w:val="22"/>
+          <w:szCs w:val="22"/>
+        </w:rPr>
       </w:pPr>
       <w:r>
         <w:rPr>
@@ -670,7 +1128,39 @@
           <w:sz w:val="22"/>
           <w:szCs w:val="22"/>
         </w:rPr>
-        <w:t xml:space="preserve"> the council intended to regulate that kind of custodial care at all. I ask that any such cap include a clear, documented exemption or permit process</w:t>
+        <w:t xml:space="preserve"> the council intended to regulate that kind of custodial care at all. </w:t>
+      </w:r>
+    </w:p>
+    <w:p>
+      <w:pPr>
+        <w:spacing w:after="200" w:line="300" w:lineRule="auto"/>
+        <w:rPr>
+          <w:sz w:val="22"/>
+          <w:szCs w:val="22"/>
+        </w:rPr>
+      </w:pPr>
+      <w:r>
+        <w:rPr>
+          <w:sz w:val="22"/>
+          <w:szCs w:val="22"/>
+        </w:rPr>
+        <w:t xml:space="preserve">I ask that no such cap be utilised or enforced. </w:t>
+      </w:r>
+    </w:p>
+    <w:p>
+      <w:pPr>
+        <w:spacing w:after="200" w:line="300" w:lineRule="auto"/>
+        <w:rPr>
+          <w:sz w:val="22"/>
+          <w:szCs w:val="22"/>
+        </w:rPr>
+      </w:pPr>
+      <w:r>
+        <w:rPr>
+          <w:sz w:val="22"/>
+          <w:szCs w:val="22"/>
+        </w:rPr>
+        <w:t>Beyond that, I would ask the council to weigh a wider risk: that a cap someone cannot meet, or a confinement or curfew requirement they cannot afford to comply with, does not necessarily mean fewer cats</w:t>
       </w:r>
       <w:r>
         <w:rPr>
@@ -684,53 +1174,86 @@
           <w:sz w:val="22"/>
           <w:szCs w:val="22"/>
         </w:rPr>
-        <w:t xml:space="preserve"> verified by evidence such as a landowner/council agreement, vaccination and desexing records, or registration with an organisation like </w:t>
-      </w:r>
-      <w:r>
-        <w:rPr>
-          <w:sz w:val="22"/>
-          <w:szCs w:val="22"/>
-        </w:rPr>
-        <w:t>a Registered Rescue,</w:t>
-      </w:r>
-      <w:r>
-        <w:rPr>
-          <w:sz w:val="22"/>
-          <w:szCs w:val="22"/>
-        </w:rPr>
-        <w:t xml:space="preserve"> for genuine rescue or colony-management operations, so the rule does not inadvertently penalise the community's own welfare safety net.</w:t>
-      </w:r>
-    </w:p>
-    <w:p>
-      <w:pPr>
-        <w:spacing w:after="200" w:line="300" w:lineRule="auto"/>
-      </w:pPr>
-      <w:r>
-        <w:rPr>
-          <w:sz w:val="22"/>
-          <w:szCs w:val="22"/>
-        </w:rPr>
-        <w:t>Beyond that, I would ask the council to weigh a wider risk: that a cap someone cannot meet, or a confinement or curfew requirement they cannot afford to comply with, does not necessarily mean fewer cats</w:t>
-      </w:r>
-      <w:r>
-        <w:rPr>
-          <w:sz w:val="22"/>
-          <w:szCs w:val="22"/>
-        </w:rPr>
-        <w:t>,</w:t>
-      </w:r>
-      <w:r>
-        <w:rPr>
-          <w:sz w:val="22"/>
-          <w:szCs w:val="22"/>
-        </w:rPr>
-        <w:t xml:space="preserve"> it can mean more abandoned ones. Abandonment is already a specific offence under section 14(2) of the Animal Welfare Act 1999, and the Code of Welfare: Companion Cats treats it as a last resort to be actively avoided, not a foreseeable side-effect of a bylaw. Properly confining a cat (a secure outdoor enclosure, cat-proof fencing, or similar) has a real upfront cost, and I don't think it's realistic, in the current economic environment, to assume every household can absorb that cost at short notice. Where the council does consider a cap or a confinement requirement, I would ask that it be phased in with genuine transition time, rather than introduced as an unfunded requirement that risks increasing exactly the kind of unmanaged, displaced-cat problem this letter is otherwise concerned about.</w:t>
-      </w:r>
-    </w:p>
-    <w:p>
-      <w:pPr>
-        <w:spacing w:after="200" w:line="300" w:lineRule="auto"/>
-      </w:pPr>
+        <w:t xml:space="preserve"> it can mean more abandoned ones. Abandonment is already a specific offence under section 14(2) of the Animal Welfare Act 1999, and the Code of Welfare: Companion Cats treats it as a last resort to be actively avoided, not a foreseeable side-effect of a bylaw.</w:t>
+      </w:r>
+      <w:r>
+        <w:rPr>
+          <w:sz w:val="22"/>
+          <w:szCs w:val="22"/>
+        </w:rPr>
+        <w:br/>
+      </w:r>
+    </w:p>
+    <w:p>
+      <w:pPr>
+        <w:spacing w:after="200" w:line="300" w:lineRule="auto"/>
+      </w:pPr>
+      <w:r>
+        <w:rPr>
+          <w:sz w:val="22"/>
+          <w:szCs w:val="22"/>
+        </w:rPr>
+        <w:t xml:space="preserve">Properly confining a cat (a secure outdoor enclosure, cat-proof fencing, or similar) has a real upfront cost, and I don't think it's realistic, in the current economic environment, to assume every household can absorb that cost at short notice. </w:t>
+      </w:r>
+      <w:r>
+        <w:rPr>
+          <w:sz w:val="22"/>
+          <w:szCs w:val="22"/>
+        </w:rPr>
+        <w:t>Cat confinement is an appalling aspect for a cat, especially for the ones that are use</w:t>
+      </w:r>
+      <w:r>
+        <w:rPr>
+          <w:sz w:val="22"/>
+          <w:szCs w:val="22"/>
+        </w:rPr>
+        <w:t>d</w:t>
+      </w:r>
+      <w:r>
+        <w:rPr>
+          <w:sz w:val="22"/>
+          <w:szCs w:val="22"/>
+        </w:rPr>
+        <w:t xml:space="preserve"> to being outside, and not one I would like to see any cat subject to. </w:t>
+      </w:r>
+      <w:r>
+        <w:rPr>
+          <w:sz w:val="22"/>
+          <w:szCs w:val="22"/>
+        </w:rPr>
+        <w:br/>
+      </w:r>
+      <w:r>
+        <w:br/>
+      </w:r>
+      <w:r>
+        <w:rPr>
+          <w:sz w:val="22"/>
+          <w:szCs w:val="22"/>
+        </w:rPr>
+        <w:t xml:space="preserve">We have always been a nation where cats have roamed safely and as a welcomed part of living in New Zealand. </w:t>
+      </w:r>
+      <w:r>
+        <w:rPr>
+          <w:sz w:val="22"/>
+          <w:szCs w:val="22"/>
+        </w:rPr>
+        <w:br/>
+      </w:r>
+      <w:r>
+        <w:rPr>
+          <w:sz w:val="22"/>
+          <w:szCs w:val="22"/>
+        </w:rPr>
+        <w:br/>
+      </w:r>
+      <w:r>
+        <w:rPr>
+          <w:sz w:val="22"/>
+          <w:szCs w:val="22"/>
+        </w:rPr>
+        <w:br/>
+      </w:r>
       <w:r>
         <w:rPr>
           <w:sz w:val="22"/>
@@ -949,19 +1472,62 @@
           <w:szCs w:val="22"/>
         </w:rPr>
         <w:lastRenderedPageBreak/>
-        <w:t>6. Please help close the practical enforcement gap around companion cats killed as "suspected feral"</w:t>
-      </w:r>
-    </w:p>
-    <w:p>
-      <w:pPr>
-        <w:spacing w:after="200" w:line="300" w:lineRule="auto"/>
-      </w:pPr>
-      <w:r>
-        <w:rPr>
-          <w:sz w:val="22"/>
-          <w:szCs w:val="22"/>
-        </w:rPr>
-        <w:t xml:space="preserve">I am also concerned about a pattern affecting residents in both urban and lifestyle-rural areas: companion cats being trapped, injured or killed, with the person responsible relying on the belief that the cat was feral. It is worth being clear about what the law </w:t>
+        <w:t>6. Please help close the practical enforcement gap around companion cats</w:t>
+      </w:r>
+      <w:r>
+        <w:rPr>
+          <w:b/>
+          <w:bCs/>
+          <w:color w:val="2C6E6B"/>
+          <w:sz w:val="22"/>
+          <w:szCs w:val="22"/>
+        </w:rPr>
+        <w:t xml:space="preserve">, </w:t>
+      </w:r>
+      <w:r>
+        <w:rPr>
+          <w:b/>
+          <w:bCs/>
+          <w:sz w:val="22"/>
+          <w:szCs w:val="22"/>
+        </w:rPr>
+        <w:t>strays, abandoned or unwanted cats</w:t>
+      </w:r>
+      <w:r>
+        <w:rPr>
+          <w:b/>
+          <w:bCs/>
+          <w:color w:val="2C6E6B"/>
+          <w:sz w:val="22"/>
+          <w:szCs w:val="22"/>
+        </w:rPr>
+        <w:t xml:space="preserve"> killed as "suspected feral"</w:t>
+      </w:r>
+    </w:p>
+    <w:p>
+      <w:pPr>
+        <w:spacing w:after="200" w:line="300" w:lineRule="auto"/>
+      </w:pPr>
+      <w:r>
+        <w:rPr>
+          <w:sz w:val="22"/>
+          <w:szCs w:val="22"/>
+        </w:rPr>
+        <w:t>I am also concerned about a pattern affecting residents in both urban and lifestyle-rural areas: companion cats</w:t>
+      </w:r>
+      <w:r>
+        <w:rPr>
+          <w:sz w:val="22"/>
+          <w:szCs w:val="22"/>
+        </w:rPr>
+        <w:t>, stray, abandoned and unwanted cats</w:t>
+      </w:r>
+      <w:r>
+        <w:rPr>
+          <w:sz w:val="22"/>
+          <w:szCs w:val="22"/>
+        </w:rPr>
+        <w:t xml:space="preserve"> being trapped, injured or killed, with the person responsible relying on the belief that the cat was feral. It is worth being clear about what the law </w:t>
       </w:r>
       <w:proofErr w:type="gramStart"/>
       <w:r>
@@ -1224,28 +1790,7 @@
           <w:sz w:val="22"/>
           <w:szCs w:val="22"/>
         </w:rPr>
-        <w:t>Second, on lethal control specifically: I would ask the council to require an evidence-based justification before any lethal removal of cats from stray or colony populations in urban and lifestyle-residential areas</w:t>
-      </w:r>
-      <w:r>
-        <w:rPr>
-          <w:sz w:val="22"/>
-          <w:szCs w:val="22"/>
-        </w:rPr>
-        <w:t xml:space="preserve">, </w:t>
-      </w:r>
-      <w:r>
-        <w:rPr>
-          <w:sz w:val="22"/>
-          <w:szCs w:val="22"/>
-        </w:rPr>
-        <w:t>as distinct from feral cat management under a Regional Pest Management Plan</w:t>
-      </w:r>
-      <w:r>
-        <w:rPr>
-          <w:sz w:val="22"/>
-          <w:szCs w:val="22"/>
-        </w:rPr>
-        <w:t>.</w:t>
+        <w:t>Second, on lethal control specifically: I would ask the council to</w:t>
       </w:r>
       <w:r>
         <w:rPr>
@@ -1259,26 +1804,7 @@
           <w:sz w:val="22"/>
           <w:szCs w:val="22"/>
         </w:rPr>
-        <w:t xml:space="preserve">  </w:t>
-      </w:r>
-      <w:r>
-        <w:rPr>
-          <w:sz w:val="22"/>
-          <w:szCs w:val="22"/>
-        </w:rPr>
-        <w:t>The New Zealand Ecological Society's own synthesis of the evidence notes that no study has robustly demonstrated that predation by pet or stray cats reduces prey populations at a population level, even though individual cats do kill wildlife. Lethal control of urban stray or colony cats should be justified by evidence specific to that context, not assumed to be justified by the general case for feral cat control elsewhere.</w:t>
-      </w:r>
-    </w:p>
-    <w:p>
-      <w:pPr>
-        <w:spacing w:after="200" w:line="300" w:lineRule="auto"/>
-      </w:pPr>
-      <w:r>
-        <w:rPr>
-          <w:sz w:val="22"/>
-          <w:szCs w:val="22"/>
-        </w:rPr>
-        <w:t>Third, I would ask the council to consider a time-limited trap-neuter-return (TNR) pilot in one or two high-density colony areas, instead of</w:t>
+        <w:t>help any carers of colonies instead of justification on any lethal removal of</w:t>
       </w:r>
       <w:r>
         <w:rPr>
@@ -1292,7 +1818,152 @@
           <w:sz w:val="22"/>
           <w:szCs w:val="22"/>
         </w:rPr>
-        <w:t xml:space="preserve">the managed-colony model described earlier in this letter. A targeted TNR pilot run in Manurewa, Auckland (2015–2016) found a statistically significant reduction in stray cat shelter intake and euthanasia in the pilot suburb compared to non-pilot suburbs. The researchers were appropriately honest about the limits of that result — a one-year study cannot firmly establish causation, and the sterilisation rate achieved was well below that of larger, longer-running overseas programmes — which is exactly why a properly monitored local pilot, rather than an assumption either way, is the right next step. The same evidence base is equally honest that TNR has not been shown to reduce predation of native wildlife, which is a different goal from reducing colony numbers and improving welfare, and I'd ask that any pilot be assessed against the right goal for what it </w:t>
+        <w:t>cats from stray or colony populations in urban and lifestyle-residential</w:t>
+      </w:r>
+      <w:r>
+        <w:rPr>
+          <w:sz w:val="22"/>
+          <w:szCs w:val="22"/>
+        </w:rPr>
+        <w:t xml:space="preserve"> </w:t>
+      </w:r>
+      <w:r>
+        <w:rPr>
+          <w:sz w:val="22"/>
+          <w:szCs w:val="22"/>
+        </w:rPr>
+        <w:t>areas, as distinct from feral cat management under a Regional Pest</w:t>
+      </w:r>
+      <w:r>
+        <w:rPr>
+          <w:sz w:val="22"/>
+          <w:szCs w:val="22"/>
+        </w:rPr>
+        <w:t xml:space="preserve"> </w:t>
+      </w:r>
+      <w:r>
+        <w:rPr>
+          <w:sz w:val="22"/>
+          <w:szCs w:val="22"/>
+        </w:rPr>
+        <w:t>Management Plan. The New Zealand Ecological Society's own synthesis of</w:t>
+      </w:r>
+      <w:r>
+        <w:rPr>
+          <w:sz w:val="22"/>
+          <w:szCs w:val="22"/>
+        </w:rPr>
+        <w:t xml:space="preserve"> </w:t>
+      </w:r>
+      <w:r>
+        <w:rPr>
+          <w:sz w:val="22"/>
+          <w:szCs w:val="22"/>
+        </w:rPr>
+        <w:t>the evidence notes that no study has robustly demonstrated that</w:t>
+      </w:r>
+      <w:r>
+        <w:rPr>
+          <w:sz w:val="22"/>
+          <w:szCs w:val="22"/>
+        </w:rPr>
+        <w:t xml:space="preserve"> </w:t>
+      </w:r>
+      <w:r>
+        <w:rPr>
+          <w:sz w:val="22"/>
+          <w:szCs w:val="22"/>
+        </w:rPr>
+        <w:t>predation by pet or stray cats reduces prey populations at a population</w:t>
+      </w:r>
+      <w:r>
+        <w:rPr>
+          <w:sz w:val="22"/>
+          <w:szCs w:val="22"/>
+        </w:rPr>
+        <w:br/>
+        <w:t>level, even though individual cats do kill wildlife. Lethal control of</w:t>
+      </w:r>
+      <w:r>
+        <w:rPr>
+          <w:sz w:val="22"/>
+          <w:szCs w:val="22"/>
+        </w:rPr>
+        <w:t xml:space="preserve"> </w:t>
+      </w:r>
+      <w:r>
+        <w:rPr>
+          <w:sz w:val="22"/>
+          <w:szCs w:val="22"/>
+        </w:rPr>
+        <w:t>urban stray or colony cats should not be justified by evidence specific to</w:t>
+      </w:r>
+      <w:r>
+        <w:rPr>
+          <w:sz w:val="22"/>
+          <w:szCs w:val="22"/>
+        </w:rPr>
+        <w:t xml:space="preserve"> </w:t>
+      </w:r>
+      <w:r>
+        <w:rPr>
+          <w:sz w:val="22"/>
+          <w:szCs w:val="22"/>
+        </w:rPr>
+        <w:t xml:space="preserve">that </w:t>
+      </w:r>
+      <w:proofErr w:type="gramStart"/>
+      <w:r>
+        <w:rPr>
+          <w:sz w:val="22"/>
+          <w:szCs w:val="22"/>
+        </w:rPr>
+        <w:t>context, and</w:t>
+      </w:r>
+      <w:proofErr w:type="gramEnd"/>
+      <w:r>
+        <w:rPr>
+          <w:sz w:val="22"/>
+          <w:szCs w:val="22"/>
+        </w:rPr>
+        <w:t xml:space="preserve"> not assumed to be justified by the general case for feral</w:t>
+      </w:r>
+      <w:r>
+        <w:rPr>
+          <w:sz w:val="22"/>
+          <w:szCs w:val="22"/>
+        </w:rPr>
+        <w:t xml:space="preserve"> </w:t>
+      </w:r>
+      <w:r>
+        <w:rPr>
+          <w:sz w:val="22"/>
+          <w:szCs w:val="22"/>
+        </w:rPr>
+        <w:t>cat control elsewhere.</w:t>
+      </w:r>
+      <w:r>
+        <w:rPr>
+          <w:sz w:val="22"/>
+          <w:szCs w:val="22"/>
+        </w:rPr>
+        <w:br/>
+      </w:r>
+    </w:p>
+    <w:p>
+      <w:pPr>
+        <w:spacing w:after="200" w:line="300" w:lineRule="auto"/>
+        <w:rPr>
+          <w:sz w:val="22"/>
+          <w:szCs w:val="22"/>
+        </w:rPr>
+      </w:pPr>
+      <w:r>
+        <w:rPr>
+          <w:sz w:val="22"/>
+          <w:szCs w:val="22"/>
+        </w:rPr>
+        <w:t xml:space="preserve">Third, I would ask the council to consider a time-limited trap-neuter-return (TNR) pilot in one or two high-density colony areas. A targeted TNR pilot run in Manurewa, Auckland (2015–2016) found a statistically significant reduction in stray cat shelter intake and euthanasia in the pilot suburb compared to non-pilot suburbs. The researchers were appropriately honest about the limits of that result — a one-year study cannot firmly establish causation, and the sterilisation rate achieved was well below that of larger, longer-running overseas programmes — which is exactly why a properly monitored local pilot, rather than an assumption either way, is the right next step. The same evidence base is equally honest that TNR has not been shown to reduce predation of native wildlife, which is a different goal from reducing colony numbers and improving welfare, and I'd ask that any pilot be assessed against the right goal for what it </w:t>
       </w:r>
       <w:proofErr w:type="gramStart"/>
       <w:r>
@@ -1537,7 +2208,7 @@
           <w:sz w:val="22"/>
           <w:szCs w:val="22"/>
         </w:rPr>
-        <w:t>I understand Tauranga City Council's own draft animal bylaw (consulted on 1 June – 1 July 2026) did not include any new provisions for cats, and that submitters — including Predator Free NZ Trust — have since called for mandatory microchipping and desexing, a cap on cat ownership numbers, and restrictions on feeding stray or colony cats, ahead of the council's decision at its 27 August 2026 meeting. I ask that whatever the council decides, points 1–5 above are reflected in it, particularly a managed-colony alternative to any feeding restriction and an exemption pathway in any ownership cap.</w:t>
+        <w:t>I understand Tauranga City Council's own draft animal bylaw (consulted on 1 June – 1 July 2026) did not include any new provisions for cats, and that submitters — including Predator Free NZ Trust — have since called for mandatory microchipping and desexing, a cap on cat ownership numbers, and restrictions on feeding stray or colony cats, ahead of the council's decision at its 27 August 2026 meeting. I ask that whatever the council decides, points above are reflected in it, particularly a managed-colony alternative to any feeding restriction and an exemption pathway in any ownership cap.</w:t>
       </w:r>
     </w:p>
     <w:p>
@@ -2441,7 +3112,6 @@
   <w:style w:type="character" w:default="1" w:styleId="DefaultParagraphFont">
     <w:name w:val="Default Paragraph Font"/>
     <w:uiPriority w:val="1"/>
-    <w:semiHidden/>
     <w:unhideWhenUsed/>
   </w:style>
   <w:style w:type="table" w:default="1" w:styleId="TableNormal">
